--- a/《AI工具应用基础》/OPC方向教材建设申报表_AI工具应用基础.docx
+++ b/《AI工具应用基础》/OPC方向教材建设申报表_AI工具应用基础.docx
@@ -617,16 +617,7 @@
         <w:rPr>
           <w:rFonts w:hint="eastAsia"/>
         </w:rPr>
-        <w:t xml:space="preserve">本教材面向全校非计算机类专业学生，以”人工智能+创新创业”为主线，把</w:t>
-      </w:r>
-      <w:r>
-        <w:t xml:space="preserve"> AI </w:t>
-      </w:r>
-      <w:r>
-        <w:rPr>
-          <w:rFonts w:hint="eastAsia"/>
-        </w:rPr>
-        <w:t xml:space="preserve">工具的使用与学习、办公和创业的真实任务结合起来。与计算机类入门教材不同，本教材不讲算法推导和编程，而是围绕学生能够遇到的任务，训练其选择工具、编写提示词、核验结果、搭建简单智能体、完成创业策划的能力。</w:t>
+        <w:t>本教材面向全校非计算机类专业学生，以人工智能工具的使用、办公与创业任务为主线，把 AI 工具的使用与学习、办公和创业的真实任务结合起来。与计算机类入门教材不同，本教材不讲算法推导和编程，而是围绕学生能够遇到的任务，训练其选择工具、编写提示词、核验结果、搭建简单智能体、完成创业策划的能力。</w:t>
       </w:r>
     </w:p>
     <w:p>
@@ -669,61 +660,7 @@
         <w:rPr>
           <w:rFonts w:hint="eastAsia"/>
         </w:rPr>
-        <w:t xml:space="preserve">教材的创新创业部分集中在第</w:t>
-      </w:r>
-      <w:r>
-        <w:t xml:space="preserve"> 10 </w:t>
-      </w:r>
-      <w:r>
-        <w:rPr>
-          <w:rFonts w:hint="eastAsia"/>
-        </w:rPr>
-        <w:t xml:space="preserve">至</w:t>
-      </w:r>
-      <w:r>
-        <w:t xml:space="preserve"> 13 </w:t>
-      </w:r>
-      <w:r>
-        <w:rPr>
-          <w:rFonts w:hint="eastAsia"/>
-        </w:rPr>
-        <w:t xml:space="preserve">项目：学生以项目式方式完成”智能体搭建—工作流编排—创业策划—风险核验与路演”的全过程，体现</w:t>
-      </w:r>
-      <w:r>
-        <w:t xml:space="preserve"> OPC </w:t>
-      </w:r>
-      <w:r>
-        <w:rPr>
-          <w:rFonts w:hint="eastAsia"/>
-        </w:rPr>
-        <w:t xml:space="preserve">中”AI</w:t>
-      </w:r>
-      <w:r>
-        <w:t xml:space="preserve"> </w:t>
-      </w:r>
-      <w:r>
-        <w:rPr>
-          <w:rFonts w:hint="eastAsia"/>
-        </w:rPr>
-        <w:t xml:space="preserve">赋能创业”的培养目标。第</w:t>
-      </w:r>
-      <w:r>
-        <w:t xml:space="preserve"> 13 </w:t>
-      </w:r>
-      <w:r>
-        <w:rPr>
-          <w:rFonts w:hint="eastAsia"/>
-        </w:rPr>
-        <w:t xml:space="preserve">项目将风险核验与合规作为独立内容，培养学生安全、负责任地使用</w:t>
-      </w:r>
-      <w:r>
-        <w:t xml:space="preserve"> AI </w:t>
-      </w:r>
-      <w:r>
-        <w:rPr>
-          <w:rFonts w:hint="eastAsia"/>
-        </w:rPr>
-        <w:t xml:space="preserve">的意识。</w:t>
+        <w:t>教材的第 10 至 13 项目直接面向创业场景，学生以项目式方式完成“智能体搭建—工作流编排—创业策划—风险核验与路演”的全过程，体现 AI 赋能创业的培养目标。第 13 项目将风险核验与合规作为独立内容，培养学生安全、负责任地使用 AI 的意识。</w:t>
       </w:r>
     </w:p>
     <w:p>
@@ -734,34 +671,7 @@
         <w:rPr>
           <w:rFonts w:hint="eastAsia"/>
         </w:rPr>
-        <w:t xml:space="preserve">本教材拟对接《关于加强</w:t>
-      </w:r>
-      <w:r>
-        <w:t xml:space="preserve"> OPC </w:t>
-      </w:r>
-      <w:r>
-        <w:rPr>
-          <w:rFonts w:hint="eastAsia"/>
-        </w:rPr>
-        <w:t xml:space="preserve">人才培养支持大学生创新创业的指导意见（试行）》（冀教高函〔2026〕45</w:t>
-      </w:r>
-      <w:r>
-        <w:t xml:space="preserve"> </w:t>
-      </w:r>
-      <w:r>
-        <w:rPr>
-          <w:rFonts w:hint="eastAsia"/>
-        </w:rPr>
-        <w:t xml:space="preserve">号），落实”校企协同、活页式与项目式编写、数字化新形态、真实项目案例引入”四项编写要求。本教材属于”OPC</w:t>
-      </w:r>
-      <w:r>
-        <w:t xml:space="preserve"> </w:t>
-      </w:r>
-      <w:r>
-        <w:rPr>
-          <w:rFonts w:hint="eastAsia"/>
-        </w:rPr>
-        <w:t xml:space="preserve">通识教育类”方向，通知明确通识教育方向为国开社优先支持方向。</w:t>
+        <w:t>本教材以通识教育为定位，编写中注重校企协同、活页式与项目式编写、数字化新形态和真实项目案例引入，并围绕项目设计课程思政内容（见3.2）。</w:t>
       </w:r>
     </w:p>
     <w:bookmarkEnd w:id="10"/>
@@ -977,34 +887,7 @@
         <w:rPr>
           <w:rFonts w:hint="eastAsia"/>
         </w:rPr>
-        <w:t xml:space="preserve">其中，项目</w:t>
-      </w:r>
-      <w:r>
-        <w:t xml:space="preserve"> 4 </w:t>
-      </w:r>
-      <w:r>
-        <w:rPr>
-          <w:rFonts w:hint="eastAsia"/>
-        </w:rPr>
-        <w:t xml:space="preserve">的知识库以企业真实案例为素材（见</w:t>
-      </w:r>
-      <w:r>
-        <w:t xml:space="preserve"> </w:t>
-      </w:r>
-      <w:r>
-        <w:rPr>
-          <w:rFonts w:hint="eastAsia"/>
-        </w:rPr>
-        <w:t xml:space="preserve">2.3）。检索工具的实践表明，AI</w:t>
-      </w:r>
-      <w:r>
-        <w:t xml:space="preserve"> </w:t>
-      </w:r>
-      <w:r>
-        <w:rPr>
-          <w:rFonts w:hint="eastAsia"/>
-        </w:rPr>
-        <w:t xml:space="preserve">检索有单次返回条数上限、无分页、文档量大时须手工打标等限制，本教材据此设计”查不到时如何缩小范围”的练习。教学数据一律采用虚构或脱敏材料。</w:t>
+        <w:t>其中，项目 4 的知识库以真实文件为素材（见 2.3）。检索工具的实践表明，AI 检索有单次返回条数上限、无分页、文档量大时须手工打标等限制，本教材据此设计”查不到时如何缩小范围”的练习。教学数据一律采用虚构或脱敏材料。</w:t>
       </w:r>
     </w:p>
     <w:bookmarkEnd w:id="11"/>
@@ -1037,85 +920,7 @@
           <w:b/>
           <w:bCs/>
         </w:rPr>
-        <w:t xml:space="preserve">企业案例</w:t>
-      </w:r>
-      <w:r>
-        <w:rPr>
-          <w:rFonts w:hint="eastAsia"/>
-        </w:rPr>
-        <w:t xml:space="preserve">：薛辉老师于</w:t>
-      </w:r>
-      <w:r>
-        <w:t xml:space="preserve"> 2026 </w:t>
-      </w:r>
-      <w:r>
-        <w:rPr>
-          <w:rFonts w:hint="eastAsia"/>
-        </w:rPr>
-        <w:t xml:space="preserve">年暑期在河北企富财税管理有限公司担任财税信息化顾问（实际周期自</w:t>
-      </w:r>
-      <w:r>
-        <w:t xml:space="preserve"> 6 </w:t>
-      </w:r>
-      <w:r>
-        <w:rPr>
-          <w:rFonts w:hint="eastAsia"/>
-        </w:rPr>
-        <w:t xml:space="preserve">月</w:t>
-      </w:r>
-      <w:r>
-        <w:t xml:space="preserve"> 24 </w:t>
-      </w:r>
-      <w:r>
-        <w:rPr>
-          <w:rFonts w:hint="eastAsia"/>
-        </w:rPr>
-        <w:t xml:space="preserve">日起至</w:t>
-      </w:r>
-      <w:r>
-        <w:t xml:space="preserve"> 9 </w:t>
-      </w:r>
-      <w:r>
-        <w:rPr>
-          <w:rFonts w:hint="eastAsia"/>
-        </w:rPr>
-        <w:t xml:space="preserve">月初）。为审计部、会计部建成含</w:t>
-      </w:r>
-      <w:r>
-        <w:t xml:space="preserve"> 651 </w:t>
-      </w:r>
-      <w:r>
-        <w:rPr>
-          <w:rFonts w:hint="eastAsia"/>
-        </w:rPr>
-        <w:t xml:space="preserve">篇财税法规文档的企业知识库，形成</w:t>
-      </w:r>
-      <w:r>
-        <w:t xml:space="preserve"> 6 </w:t>
-      </w:r>
-      <w:r>
-        <w:rPr>
-          <w:rFonts w:hint="eastAsia"/>
-        </w:rPr>
-        <w:t xml:space="preserve">组实质性合规分析，并输出使用规范手册。上述经验用于本书项目</w:t>
-      </w:r>
-      <w:r>
-        <w:t xml:space="preserve"> </w:t>
-      </w:r>
-      <w:r>
-        <w:rPr>
-          <w:rFonts w:hint="eastAsia"/>
-        </w:rPr>
-        <w:t xml:space="preserve">3（信息检索与核验）和项目</w:t>
-      </w:r>
-      <w:r>
-        <w:t xml:space="preserve"> </w:t>
-      </w:r>
-      <w:r>
-        <w:rPr>
-          <w:rFonts w:hint="eastAsia"/>
-        </w:rPr>
-        <w:t xml:space="preserve">4（文件解读与个人知识库）。企业案例的脱敏使用须经企业书面授权。</w:t>
+        <w:t>企业案例：主编于 2026 年暑期参与一家合作企业的财税信息化工作，积累了财税法规知识库建设的经验。本书项目 3 和项目 4 的检索与知识库练习以该经验为原型，企业名称、数据与业绩待授权后确定。</w:t>
       </w:r>
     </w:p>
     <w:p>
@@ -1132,22 +937,7 @@
           <w:b/>
           <w:bCs/>
         </w:rPr>
-        <w:t xml:space="preserve">法律审核</w:t>
-      </w:r>
-      <w:r>
-        <w:rPr>
-          <w:rFonts w:hint="eastAsia"/>
-        </w:rPr>
-        <w:t xml:space="preserve">：程娟娟律师（河北鸿翔（石家庄）律师事务所合伙人，石家庄律师协会民商事专业委员会副主任，多地仲裁委仲裁员）参与项目</w:t>
-      </w:r>
-      <w:r>
-        <w:t xml:space="preserve"> </w:t>
-      </w:r>
-      <w:r>
-        <w:rPr>
-          <w:rFonts w:hint="eastAsia"/>
-        </w:rPr>
-        <w:t xml:space="preserve">13”风险核验与合规”的编写与审核。</w:t>
+        <w:t>法律审核：程娟娟律师（河北鸿翔（石家庄）律师事务所合伙人）参与项目 13「风险核验与合规」的编写与审核。</w:t>
       </w:r>
     </w:p>
     <w:p>
@@ -1164,22 +954,7 @@
           <w:b/>
           <w:bCs/>
         </w:rPr>
-        <w:t xml:space="preserve">产教融合成果</w:t>
-      </w:r>
-      <w:r>
-        <w:rPr>
-          <w:rFonts w:hint="eastAsia"/>
-        </w:rPr>
-        <w:t xml:space="preserve">：毕业设计改革将</w:t>
-      </w:r>
-      <w:r>
-        <w:t xml:space="preserve"> 651 </w:t>
-      </w:r>
-      <w:r>
-        <w:rPr>
-          <w:rFonts w:hint="eastAsia"/>
-        </w:rPr>
-        <w:t xml:space="preserve">篇文档的打标分类交给学生完成，企业获得成果，学生获得真实课题。</w:t>
+        <w:t>产教融合成果：毕业设计改革拟让学生承担真实的文档整理任务，具体内容待合作协议签订后补充。</w:t>
       </w:r>
     </w:p>
     <w:p>
@@ -1202,7 +977,7 @@
         <w:rPr>
           <w:rFonts w:hint="eastAsia"/>
         </w:rPr>
-        <w:t xml:space="preserve">：与河北企富财税管理有限公司的合作协议正在签订中；企业专家名单待填。</w:t>
+        <w:t>：与合作企业的协议正在签订中；企业专家名单待填。</w:t>
       </w:r>
     </w:p>
     <w:bookmarkEnd w:id="12"/>
@@ -2377,16 +2152,7 @@
         <w:rPr>
           <w:rFonts w:hint="eastAsia"/>
         </w:rPr>
-        <w:t xml:space="preserve">案例来自真实企业实践，包括</w:t>
-      </w:r>
-      <w:r>
-        <w:t xml:space="preserve"> 651 </w:t>
-      </w:r>
-      <w:r>
-        <w:rPr>
-          <w:rFonts w:hint="eastAsia"/>
-        </w:rPr>
-        <w:t xml:space="preserve">篇财税文档的知识库建设和合规分析，企业案例的脱敏使用须经授权。</w:t>
+        <w:t>案例来自真实企业实践，企业案例的脱敏使用须经授权。</w:t>
       </w:r>
     </w:p>
     <w:p>
@@ -2464,6 +2230,216 @@
           <w:rFonts w:hint="eastAsia"/>
         </w:rPr>
         <w:t xml:space="preserve">项目为实战，搭建智能体并完成创业策划与路演。</w:t>
+      </w:r>
+    </w:p>
+    <w:p>
+      <w:pPr>
+        <w:pStyle w:val="Compact"/>
+        <w:numPr>
+          <w:ilvl w:val="0"/>
+          <w:numId w:val="1003"/>
+        </w:numPr>
+      </w:pPr>
+      <w:r>
+        <w:rPr>
+          <w:rFonts w:hint="eastAsia"/>
+        </w:rPr>
+        <w:t xml:space="preserve">课程思政：每个项目设一个思政引领点，融入任务情境、核验清单和留痕表，不另设说教章节。</w:t>
+      </w:r>
+    </w:p>
+    <w:p>
+      <w:pPr>
+        <w:pStyle w:val="Compact"/>
+        <w:numPr>
+          <w:ilvl w:val="0"/>
+          <w:numId w:val="1003"/>
+        </w:numPr>
+      </w:pPr>
+      <w:r>
+        <w:rPr>
+          <w:rFonts w:hint="eastAsia"/>
+        </w:rPr>
+        <w:t xml:space="preserve">项目1 认识大模型与AI工具选择：选择工具时考虑隐私与数据去向，不把他人信息随意交给工具。</w:t>
+      </w:r>
+    </w:p>
+    <w:p>
+      <w:pPr>
+        <w:pStyle w:val="Compact"/>
+        <w:numPr>
+          <w:ilvl w:val="0"/>
+          <w:numId w:val="1003"/>
+        </w:numPr>
+      </w:pPr>
+      <w:r>
+        <w:rPr>
+          <w:rFonts w:hint="eastAsia"/>
+        </w:rPr>
+        <w:t xml:space="preserve">项目2 提示词设计与迭代：提示词不诱导AI编造内容，表达准确诚实。</w:t>
+      </w:r>
+    </w:p>
+    <w:p>
+      <w:pPr>
+        <w:pStyle w:val="Compact"/>
+        <w:numPr>
+          <w:ilvl w:val="0"/>
+          <w:numId w:val="1003"/>
+        </w:numPr>
+      </w:pPr>
+      <w:r>
+        <w:rPr>
+          <w:rFonts w:hint="eastAsia"/>
+        </w:rPr>
+        <w:t xml:space="preserve">项目3 信息检索与核验：不轻信AI检索结果，核实来源，抵制网络谣言。</w:t>
+      </w:r>
+    </w:p>
+    <w:p>
+      <w:pPr>
+        <w:pStyle w:val="Compact"/>
+        <w:numPr>
+          <w:ilvl w:val="0"/>
+          <w:numId w:val="1003"/>
+        </w:numPr>
+      </w:pPr>
+      <w:r>
+        <w:rPr>
+          <w:rFonts w:hint="eastAsia"/>
+        </w:rPr>
+        <w:t xml:space="preserve">项目4 文件解读与个人知识库：知识库内容须经授权，注意版权与保密。</w:t>
+      </w:r>
+    </w:p>
+    <w:p>
+      <w:pPr>
+        <w:pStyle w:val="Compact"/>
+        <w:numPr>
+          <w:ilvl w:val="0"/>
+          <w:numId w:val="1003"/>
+        </w:numPr>
+      </w:pPr>
+      <w:r>
+        <w:rPr>
+          <w:rFonts w:hint="eastAsia"/>
+        </w:rPr>
+        <w:t xml:space="preserve">项目5 文案创作与内容标注：AI参与的文案须标注，避免误导消费者。</w:t>
+      </w:r>
+    </w:p>
+    <w:p>
+      <w:pPr>
+        <w:pStyle w:val="Compact"/>
+        <w:numPr>
+          <w:ilvl w:val="0"/>
+          <w:numId w:val="1003"/>
+        </w:numPr>
+      </w:pPr>
+      <w:r>
+        <w:rPr>
+          <w:rFonts w:hint="eastAsia"/>
+        </w:rPr>
+        <w:t xml:space="preserve">项目6 图像与视频生成：AI生成的图像与视频须标识，不伪造现实场景。</w:t>
+      </w:r>
+    </w:p>
+    <w:p>
+      <w:pPr>
+        <w:pStyle w:val="Compact"/>
+        <w:numPr>
+          <w:ilvl w:val="0"/>
+          <w:numId w:val="1003"/>
+        </w:numPr>
+      </w:pPr>
+      <w:r>
+        <w:rPr>
+          <w:rFonts w:hint="eastAsia"/>
+        </w:rPr>
+        <w:t xml:space="preserve">项目7 数据整理与表格公式：数据处理须真实完整，不篡改原始数据。</w:t>
+      </w:r>
+    </w:p>
+    <w:p>
+      <w:pPr>
+        <w:pStyle w:val="Compact"/>
+        <w:numPr>
+          <w:ilvl w:val="0"/>
+          <w:numId w:val="1003"/>
+        </w:numPr>
+      </w:pPr>
+      <w:r>
+        <w:rPr>
+          <w:rFonts w:hint="eastAsia"/>
+        </w:rPr>
+        <w:t xml:space="preserve">项目8 数据可视化入门：图表口径须说明，不以误导性方式呈现数据。</w:t>
+      </w:r>
+    </w:p>
+    <w:p>
+      <w:pPr>
+        <w:pStyle w:val="Compact"/>
+        <w:numPr>
+          <w:ilvl w:val="0"/>
+          <w:numId w:val="1003"/>
+        </w:numPr>
+      </w:pPr>
+      <w:r>
+        <w:rPr>
+          <w:rFonts w:hint="eastAsia"/>
+        </w:rPr>
+        <w:t xml:space="preserve">项目9 演示与汇报：汇报内容真实，不借AI编造成果。</w:t>
+      </w:r>
+    </w:p>
+    <w:p>
+      <w:pPr>
+        <w:pStyle w:val="Compact"/>
+        <w:numPr>
+          <w:ilvl w:val="0"/>
+          <w:numId w:val="1003"/>
+        </w:numPr>
+      </w:pPr>
+      <w:r>
+        <w:rPr>
+          <w:rFonts w:hint="eastAsia"/>
+        </w:rPr>
+        <w:t xml:space="preserve">项目10 智能体搭建：设置人工确认步骤，防止越权与误操作。</w:t>
+      </w:r>
+    </w:p>
+    <w:p>
+      <w:pPr>
+        <w:pStyle w:val="Compact"/>
+        <w:numPr>
+          <w:ilvl w:val="0"/>
+          <w:numId w:val="1003"/>
+        </w:numPr>
+      </w:pPr>
+      <w:r>
+        <w:rPr>
+          <w:rFonts w:hint="eastAsia"/>
+        </w:rPr>
+        <w:t xml:space="preserve">项目11 工作流编排与自动化：明确自动化流程中的责任归属，关键环节由人工把关。</w:t>
+      </w:r>
+    </w:p>
+    <w:p>
+      <w:pPr>
+        <w:pStyle w:val="Compact"/>
+        <w:numPr>
+          <w:ilvl w:val="0"/>
+          <w:numId w:val="1003"/>
+        </w:numPr>
+      </w:pPr>
+      <w:r>
+        <w:rPr>
+          <w:rFonts w:hint="eastAsia"/>
+        </w:rPr>
+        <w:t xml:space="preserve">项目12 创业策划：AI生成的市场数据须核实，守法经营。</w:t>
+      </w:r>
+    </w:p>
+    <w:p>
+      <w:pPr>
+        <w:pStyle w:val="Compact"/>
+        <w:numPr>
+          <w:ilvl w:val="0"/>
+          <w:numId w:val="1003"/>
+        </w:numPr>
+      </w:pPr>
+      <w:r>
+        <w:rPr>
+          <w:rFonts w:hint="eastAsia"/>
+        </w:rPr>
+        <w:t xml:space="preserve">项目13 风险核验与综合路演：合规、隐私与诚信，承担AI创业的社会责任。</w:t>
       </w:r>
     </w:p>
     <w:bookmarkEnd w:id="16"/>
@@ -2751,114 +2727,21 @@
               <w:pStyle w:val="Compact"/>
             </w:pPr>
             <w:r>
-              <w:t xml:space="preserve">2026 </w:t>
-            </w:r>
-            <w:r>
-              <w:rPr>
-                <w:rFonts w:hint="eastAsia"/>
-              </w:rPr>
-              <w:t xml:space="preserve">年</w:t>
-            </w:r>
-            <w:r>
-              <w:t xml:space="preserve"> 10 </w:t>
-            </w:r>
-            <w:r>
-              <w:rPr>
-                <w:rFonts w:hint="eastAsia"/>
-              </w:rPr>
-              <w:t xml:space="preserve">月</w:t>
-            </w:r>
-            <w:r>
-              <w:t xml:space="preserve"> 15 </w:t>
-            </w:r>
-            <w:r>
-              <w:rPr>
-                <w:rFonts w:hint="eastAsia"/>
-              </w:rPr>
-              <w:t xml:space="preserve">日前</w:t>
-            </w:r>
-          </w:p>
-        </w:tc>
-        <w:tc>
-          <w:tcPr/>
-          <w:p>
-            <w:pPr>
-              <w:pStyle w:val="Compact"/>
-            </w:pPr>
-            <w:r>
-              <w:rPr>
-                <w:rFonts w:hint="eastAsia"/>
-              </w:rPr>
-              <w:t xml:space="preserve">确定大纲和各项目的任务情境</w:t>
-            </w:r>
-          </w:p>
-        </w:tc>
-      </w:tr>
-      <w:tr>
-        <w:tc>
-          <w:tcPr/>
-          <w:p>
-            <w:pPr>
-              <w:pStyle w:val="Compact"/>
-            </w:pPr>
-            <w:r>
-              <w:t xml:space="preserve">2026 </w:t>
-            </w:r>
-            <w:r>
-              <w:rPr>
-                <w:rFonts w:hint="eastAsia"/>
-              </w:rPr>
-              <w:t xml:space="preserve">年</w:t>
-            </w:r>
-            <w:r>
-              <w:t xml:space="preserve"> 10 </w:t>
-            </w:r>
-            <w:r>
-              <w:rPr>
-                <w:rFonts w:hint="eastAsia"/>
-              </w:rPr>
-              <w:t xml:space="preserve">月</w:t>
-            </w:r>
-            <w:r>
-              <w:t xml:space="preserve"> 31 </w:t>
-            </w:r>
-            <w:r>
-              <w:rPr>
-                <w:rFonts w:hint="eastAsia"/>
-              </w:rPr>
-              <w:t xml:space="preserve">日前</w:t>
-            </w:r>
-          </w:p>
-        </w:tc>
-        <w:tc>
-          <w:tcPr/>
-          <w:p>
-            <w:pPr>
-              <w:pStyle w:val="Compact"/>
-            </w:pPr>
-            <w:r>
-              <w:rPr>
-                <w:rFonts w:hint="eastAsia"/>
-              </w:rPr>
-              <w:t xml:space="preserve">完成第</w:t>
-            </w:r>
-            <w:r>
-              <w:t xml:space="preserve"> 1 </w:t>
-            </w:r>
-            <w:r>
-              <w:rPr>
-                <w:rFonts w:hint="eastAsia"/>
-              </w:rPr>
-              <w:t xml:space="preserve">至</w:t>
-            </w:r>
-            <w:r>
-              <w:t xml:space="preserve"> 4 </w:t>
-            </w:r>
-            <w:r>
-              <w:rPr>
-                <w:rFonts w:hint="eastAsia"/>
-              </w:rPr>
-              <w:t xml:space="preserve">项目的样章</w:t>
+              <w:t>2026 年 10 月 31 日前</w:t>
+            </w:r>
+          </w:p>
+        </w:tc>
+        <w:tc>
+          <w:tcPr/>
+          <w:p>
+            <w:pPr>
+              <w:pStyle w:val="Compact"/>
+            </w:pPr>
+            <w:r>
+              <w:rPr>
+                <w:rFonts w:hint="eastAsia"/>
+              </w:rPr>
+              <w:t>确定大纲和各项目的任务情境，完成第 1 至 4 项目的样章</w:t>
             </w:r>
           </w:p>
         </w:tc>
@@ -3438,16 +3321,7 @@
         <w:rPr>
           <w:rFonts w:hint="eastAsia"/>
         </w:rPr>
-        <w:t xml:space="preserve">程娟娟律师的执业基础：河北鸿翔（石家庄）律师事务所合伙人，中共党员，中国法学会会员，石家庄市城市更新智库专家，石家庄律师协会第七届民商事专业委员会副主任、参政议政专业委员会委员，石家庄律师协会调解员，石家庄市广播电视台882”银发少年”栏目特约法律嘉宾，2024</w:t>
-      </w:r>
-      <w:r>
-        <w:t xml:space="preserve"> </w:t>
-      </w:r>
-      <w:r>
-        <w:rPr>
-          <w:rFonts w:hint="eastAsia"/>
-        </w:rPr>
-        <w:t xml:space="preserve">年度石家庄市优秀律师、服务民营企业优秀律师，具有基金从业资格，现为唐山、承德、衡水、固原、日照、柳州等多家仲裁机构仲裁员，擅长金融交易合同起草审查和金融纠纷处理。</w:t>
+        <w:t>程娟娟律师的执业基础：河北鸿翔（石家庄）律师事务所合伙人，石家庄律师协会民商事专业委员会副主任，擅长金融交易合同起草审查和金融纠纷处理，具有基金从业资格，现为多家仲裁机构仲裁员。</w:t>
       </w:r>
     </w:p>
     <w:p>

--- a/《AI工具应用基础》/OPC方向教材建设申报表_AI工具应用基础.docx
+++ b/《AI工具应用基础》/OPC方向教材建设申报表_AI工具应用基础.docx
@@ -3321,7 +3321,7 @@
         <w:rPr>
           <w:rFonts w:hint="eastAsia"/>
         </w:rPr>
-        <w:t>程娟娟律师的执业基础：河北鸿翔（石家庄）律师事务所合伙人，石家庄律师协会民商事专业委员会副主任，擅长金融交易合同起草审查和金融纠纷处理，具有基金从业资格，现为多家仲裁机构仲裁员。</w:t>
+        <w:t>程娟娟律师的执业基础：河北鸿翔（石家庄）律师事务所合伙人，石家庄律师协会第七届民商事专业委员会副主任，擅长金融交易合同起草审查和金融纠纷处理，具有基金从业资格，现为多家仲裁机构仲裁员。</w:t>
       </w:r>
     </w:p>
     <w:p>

--- a/《AI工具应用基础》/OPC方向教材建设申报表_AI工具应用基础.docx
+++ b/《AI工具应用基础》/OPC方向教材建设申报表_AI工具应用基础.docx
@@ -4169,7 +4169,7 @@
   <w:docDefaults>
     <w:rPrDefault>
       <w:rPr>
-        <w:rFonts w:asciiTheme="minorHAnsi" w:cstheme="minorBidi" w:eastAsiaTheme="minorEastAsia" w:hAnsiTheme="minorHAnsi"/>
+        <w:rFonts w:ascii="Times New Roman" w:hAnsi="Times New Roman" w:cs="Times New Roman" w:eastAsia="宋体"/>
         <w:sz w:val="24"/>
         <w:szCs w:val="24"/>
         <w:lang w:bidi="ar-SA" w:eastAsia="zh-CN" w:val="en-US"/>
@@ -4223,7 +4223,7 @@
       <w:jc w:val="center"/>
     </w:pPr>
     <w:rPr>
-      <w:rFonts w:asciiTheme="majorHAnsi" w:cstheme="majorBidi" w:eastAsiaTheme="majorEastAsia" w:hAnsiTheme="majorHAnsi"/>
+      <w:rFonts w:ascii="Times New Roman" w:hAnsi="Times New Roman" w:cs="Times New Roman" w:eastAsia="黑体"/>
       <w:sz w:val="56"/>
       <w:szCs w:val="56"/>
     </w:rPr>
@@ -4235,7 +4235,7 @@
     <w:uiPriority w:val="10"/>
     <w:rsid w:val="00A10FD9"/>
     <w:rPr>
-      <w:rFonts w:asciiTheme="majorHAnsi" w:cstheme="majorBidi" w:eastAsiaTheme="majorEastAsia" w:hAnsiTheme="majorHAnsi"/>
+      <w:rFonts w:ascii="Times New Roman" w:hAnsi="Times New Roman" w:cs="Times New Roman" w:eastAsia="黑体"/>
       <w:sz w:val="56"/>
       <w:szCs w:val="56"/>
     </w:rPr>
@@ -4254,7 +4254,7 @@
       </w:numPr>
     </w:pPr>
     <w:rPr>
-      <w:rFonts w:cstheme="majorBidi" w:eastAsiaTheme="majorEastAsia"/>
+      <w:rFonts w:ascii="Times New Roman" w:hAnsi="Times New Roman" w:cs="Times New Roman" w:eastAsia="黑体"/>
       <w:spacing w:val="15"/>
       <w:sz w:val="28"/>
       <w:szCs w:val="28"/>
@@ -4267,7 +4267,7 @@
     <w:uiPriority w:val="11"/>
     <w:rsid w:val="00A10FD9"/>
     <w:rPr>
-      <w:rFonts w:cstheme="majorBidi" w:eastAsiaTheme="majorEastAsia"/>
+      <w:rFonts w:ascii="Times New Roman" w:hAnsi="Times New Roman" w:cs="Times New Roman" w:eastAsia="黑体"/>
       <w:color w:themeColor="text1" w:themeTint="A6" w:val="595959"/>
       <w:spacing w:val="15"/>
       <w:sz w:val="28"/>
@@ -4357,7 +4357,7 @@
       <w:outlineLvl w:val="0"/>
     </w:pPr>
     <w:rPr>
-      <w:rFonts w:asciiTheme="majorHAnsi" w:cstheme="majorBidi" w:eastAsiaTheme="majorEastAsia" w:hAnsiTheme="majorHAnsi"/>
+      <w:rFonts w:ascii="Times New Roman" w:hAnsi="Times New Roman" w:cs="Times New Roman" w:eastAsia="黑体"/>
       <w:color w:themeColor="accent1" w:themeShade="BF" w:val="0F4761"/>
       <w:sz w:val="40"/>
       <w:szCs w:val="40"/>
@@ -4380,7 +4380,7 @@
       <w:outlineLvl w:val="1"/>
     </w:pPr>
     <w:rPr>
-      <w:rFonts w:asciiTheme="majorHAnsi" w:cstheme="majorBidi" w:eastAsiaTheme="majorEastAsia" w:hAnsiTheme="majorHAnsi"/>
+      <w:rFonts w:ascii="Times New Roman" w:hAnsi="Times New Roman" w:cs="Times New Roman" w:eastAsia="黑体"/>
       <w:color w:themeColor="accent1" w:themeShade="BF" w:val="0F4761"/>
       <w:sz w:val="32"/>
       <w:szCs w:val="32"/>
@@ -4403,7 +4403,7 @@
       <w:outlineLvl w:val="2"/>
     </w:pPr>
     <w:rPr>
-      <w:rFonts w:cstheme="majorBidi" w:eastAsiaTheme="majorEastAsia"/>
+      <w:rFonts w:ascii="Times New Roman" w:hAnsi="Times New Roman" w:cs="Times New Roman" w:eastAsia="黑体"/>
       <w:color w:themeColor="accent1" w:themeShade="BF" w:val="0F4761"/>
       <w:sz w:val="28"/>
       <w:szCs w:val="28"/>
@@ -4426,7 +4426,7 @@
       <w:outlineLvl w:val="3"/>
     </w:pPr>
     <w:rPr>
-      <w:rFonts w:cstheme="majorBidi" w:eastAsiaTheme="majorEastAsia"/>
+      <w:rFonts w:ascii="Times New Roman" w:hAnsi="Times New Roman" w:cs="Times New Roman" w:eastAsia="黑体"/>
       <w:i/>
       <w:iCs/>
       <w:color w:themeColor="accent1" w:themeShade="BF" w:val="0F4761"/>
@@ -4449,7 +4449,7 @@
       <w:outlineLvl w:val="4"/>
     </w:pPr>
     <w:rPr>
-      <w:rFonts w:cstheme="majorBidi" w:eastAsiaTheme="majorEastAsia"/>
+      <w:rFonts w:ascii="Times New Roman" w:hAnsi="Times New Roman" w:cs="Times New Roman" w:eastAsia="黑体"/>
       <w:color w:themeColor="accent1" w:themeShade="BF" w:val="0F4761"/>
     </w:rPr>
   </w:style>
@@ -4470,7 +4470,7 @@
       <w:outlineLvl w:val="5"/>
     </w:pPr>
     <w:rPr>
-      <w:rFonts w:cstheme="majorBidi" w:eastAsiaTheme="majorEastAsia"/>
+      <w:rFonts w:ascii="Times New Roman" w:hAnsi="Times New Roman" w:cs="Times New Roman" w:eastAsia="黑体"/>
       <w:i/>
       <w:iCs/>
       <w:color w:themeColor="text1" w:themeTint="A6" w:val="595959"/>
@@ -4493,7 +4493,7 @@
       <w:outlineLvl w:val="6"/>
     </w:pPr>
     <w:rPr>
-      <w:rFonts w:cstheme="majorBidi" w:eastAsiaTheme="majorEastAsia"/>
+      <w:rFonts w:ascii="Times New Roman" w:hAnsi="Times New Roman" w:cs="Times New Roman" w:eastAsia="黑体"/>
       <w:color w:themeColor="text1" w:themeTint="A6" w:val="595959"/>
     </w:rPr>
   </w:style>
@@ -4514,7 +4514,7 @@
       <w:outlineLvl w:val="7"/>
     </w:pPr>
     <w:rPr>
-      <w:rFonts w:cstheme="majorBidi" w:eastAsiaTheme="majorEastAsia"/>
+      <w:rFonts w:ascii="Times New Roman" w:hAnsi="Times New Roman" w:cs="Times New Roman" w:eastAsia="黑体"/>
       <w:i/>
       <w:iCs/>
       <w:color w:themeColor="text1" w:themeTint="D8" w:val="272727"/>
@@ -4537,7 +4537,7 @@
       <w:outlineLvl w:val="8"/>
     </w:pPr>
     <w:rPr>
-      <w:rFonts w:cstheme="majorBidi" w:eastAsiaTheme="majorEastAsia"/>
+      <w:rFonts w:ascii="Times New Roman" w:hAnsi="Times New Roman" w:cs="Times New Roman" w:eastAsia="黑体"/>
       <w:color w:themeColor="text1" w:themeTint="D8" w:val="272727"/>
     </w:rPr>
   </w:style>
@@ -4548,7 +4548,7 @@
     <w:uiPriority w:val="9"/>
     <w:rsid w:val="00A10FD9"/>
     <w:rPr>
-      <w:rFonts w:asciiTheme="majorHAnsi" w:cstheme="majorBidi" w:eastAsiaTheme="majorEastAsia" w:hAnsiTheme="majorHAnsi"/>
+      <w:rFonts w:ascii="Times New Roman" w:hAnsi="Times New Roman" w:cs="Times New Roman" w:eastAsia="黑体"/>
       <w:color w:themeColor="accent1" w:themeShade="BF" w:val="0F4761"/>
       <w:sz w:val="40"/>
       <w:szCs w:val="40"/>
@@ -4562,7 +4562,7 @@
     <w:semiHidden/>
     <w:rsid w:val="00A10FD9"/>
     <w:rPr>
-      <w:rFonts w:asciiTheme="majorHAnsi" w:cstheme="majorBidi" w:eastAsiaTheme="majorEastAsia" w:hAnsiTheme="majorHAnsi"/>
+      <w:rFonts w:ascii="Times New Roman" w:hAnsi="Times New Roman" w:cs="Times New Roman" w:eastAsia="黑体"/>
       <w:color w:themeColor="accent1" w:themeShade="BF" w:val="0F4761"/>
       <w:sz w:val="32"/>
       <w:szCs w:val="32"/>
@@ -4576,7 +4576,7 @@
     <w:semiHidden/>
     <w:rsid w:val="00A10FD9"/>
     <w:rPr>
-      <w:rFonts w:cstheme="majorBidi" w:eastAsiaTheme="majorEastAsia"/>
+      <w:rFonts w:ascii="Times New Roman" w:hAnsi="Times New Roman" w:cs="Times New Roman" w:eastAsia="黑体"/>
       <w:color w:themeColor="accent1" w:themeShade="BF" w:val="0F4761"/>
       <w:sz w:val="28"/>
       <w:szCs w:val="28"/>
@@ -4590,7 +4590,7 @@
     <w:semiHidden/>
     <w:rsid w:val="00A10FD9"/>
     <w:rPr>
-      <w:rFonts w:cstheme="majorBidi" w:eastAsiaTheme="majorEastAsia"/>
+      <w:rFonts w:ascii="Times New Roman" w:hAnsi="Times New Roman" w:cs="Times New Roman" w:eastAsia="黑体"/>
       <w:i/>
       <w:iCs/>
       <w:color w:themeColor="accent1" w:themeShade="BF" w:val="0F4761"/>
@@ -4604,7 +4604,7 @@
     <w:semiHidden/>
     <w:rsid w:val="00A10FD9"/>
     <w:rPr>
-      <w:rFonts w:cstheme="majorBidi" w:eastAsiaTheme="majorEastAsia"/>
+      <w:rFonts w:ascii="Times New Roman" w:hAnsi="Times New Roman" w:cs="Times New Roman" w:eastAsia="黑体"/>
       <w:color w:themeColor="accent1" w:themeShade="BF" w:val="0F4761"/>
     </w:rPr>
   </w:style>
@@ -4616,7 +4616,7 @@
     <w:semiHidden/>
     <w:rsid w:val="00A10FD9"/>
     <w:rPr>
-      <w:rFonts w:cstheme="majorBidi" w:eastAsiaTheme="majorEastAsia"/>
+      <w:rFonts w:ascii="Times New Roman" w:hAnsi="Times New Roman" w:cs="Times New Roman" w:eastAsia="黑体"/>
       <w:i/>
       <w:iCs/>
       <w:color w:themeColor="text1" w:themeTint="A6" w:val="595959"/>
@@ -4630,7 +4630,7 @@
     <w:semiHidden/>
     <w:rsid w:val="00A10FD9"/>
     <w:rPr>
-      <w:rFonts w:cstheme="majorBidi" w:eastAsiaTheme="majorEastAsia"/>
+      <w:rFonts w:ascii="Times New Roman" w:hAnsi="Times New Roman" w:cs="Times New Roman" w:eastAsia="黑体"/>
       <w:color w:themeColor="text1" w:themeTint="A6" w:val="595959"/>
     </w:rPr>
   </w:style>
@@ -4642,7 +4642,7 @@
     <w:semiHidden/>
     <w:rsid w:val="00A10FD9"/>
     <w:rPr>
-      <w:rFonts w:cstheme="majorBidi" w:eastAsiaTheme="majorEastAsia"/>
+      <w:rFonts w:ascii="Times New Roman" w:hAnsi="Times New Roman" w:cs="Times New Roman" w:eastAsia="黑体"/>
       <w:i/>
       <w:iCs/>
       <w:color w:themeColor="text1" w:themeTint="D8" w:val="272727"/>
@@ -4656,7 +4656,7 @@
     <w:semiHidden/>
     <w:rsid w:val="00A10FD9"/>
     <w:rPr>
-      <w:rFonts w:cstheme="majorBidi" w:eastAsiaTheme="majorEastAsia"/>
+      <w:rFonts w:ascii="Times New Roman" w:hAnsi="Times New Roman" w:cs="Times New Roman" w:eastAsia="黑体"/>
       <w:color w:themeColor="text1" w:themeTint="D8" w:val="272727"/>
     </w:rPr>
   </w:style>
@@ -4780,7 +4780,7 @@
     <w:name w:val="Verbatim Char"/>
     <w:basedOn w:val="BodyTextChar"/>
     <w:rPr>
-      <w:rFonts w:ascii="Consolas" w:hAnsi="Consolas"/>
+      <w:rFonts w:ascii="Times New Roman" w:hAnsi="Times New Roman" w:cs="Times New Roman" w:eastAsia="宋体"/>
       <w:sz w:val="22"/>
     </w:rPr>
   </w:style>
@@ -4814,7 +4814,7 @@
       <w:outlineLvl w:val="9"/>
     </w:pPr>
     <w:rPr>
-      <w:rFonts w:asciiTheme="majorHAnsi" w:cstheme="majorBidi" w:eastAsiaTheme="majorEastAsia" w:hAnsiTheme="majorHAnsi"/>
+      <w:rFonts w:ascii="Times New Roman" w:hAnsi="Times New Roman" w:cs="Times New Roman" w:eastAsia="宋体"/>
       <w:b w:val="0"/>
       <w:bCs w:val="0"/>
       <w:color w:themeColor="accent1" w:themeShade="BF" w:val="365F91"/>
